--- a/template.docx
+++ b/template.docx
@@ -819,7 +819,6 @@
         <w:t>paint_specs</w:t>
       </w:r>
       <w:proofErr w:type="spellEnd"/>
-      <w:proofErr w:type="gramStart"/>
       <w:r>
         <w:rPr>
           <w:sz w:val="24"/>
@@ -827,24 +826,24 @@
         </w:rPr>
         <w:t>%}</w:t>
       </w:r>
-      <w:r>
-        <w:rPr>
-          <w:b/>
-          <w:bCs/>
-          <w:sz w:val="24"/>
-          <w:szCs w:val="24"/>
-        </w:rPr>
-        <w:t>{</w:t>
-      </w:r>
-      <w:proofErr w:type="gramEnd"/>
-      <w:r>
-        <w:rPr>
-          <w:b/>
-          <w:bCs/>
-          <w:sz w:val="24"/>
-          <w:szCs w:val="24"/>
-        </w:rPr>
-        <w:t>{</w:t>
+    </w:p>
+    <w:p>
+      <w:pPr>
+        <w:spacing w:after="0" w:line="240" w:lineRule="auto"/>
+        <w:rPr>
+          <w:b/>
+          <w:bCs/>
+          <w:lang w:val="en-US"/>
+        </w:rPr>
+      </w:pPr>
+      <w:r>
+        <w:rPr>
+          <w:b/>
+          <w:bCs/>
+          <w:sz w:val="24"/>
+          <w:szCs w:val="24"/>
+        </w:rPr>
+        <w:t>{{</w:t>
       </w:r>
       <w:proofErr w:type="spellStart"/>
       <w:proofErr w:type="gramStart"/>
@@ -977,20 +976,53 @@
       </w:r>
     </w:p>
     <w:p>
-      <w:r>
+      <w:pPr>
+        <w:spacing w:after="0" w:line="240" w:lineRule="auto"/>
+        <w:rPr>
+          <w:b/>
+          <w:bCs/>
+          <w:sz w:val="24"/>
+          <w:szCs w:val="24"/>
+        </w:rPr>
+      </w:pPr>
+      <w:r>
+        <w:rPr>
+          <w:b/>
+          <w:bCs/>
+          <w:sz w:val="24"/>
+          <w:szCs w:val="24"/>
+        </w:rPr>
         <w:t>{{</w:t>
       </w:r>
       <w:proofErr w:type="spellStart"/>
       <w:proofErr w:type="gramStart"/>
       <w:r>
+        <w:rPr>
+          <w:b/>
+          <w:bCs/>
+          <w:sz w:val="24"/>
+          <w:szCs w:val="24"/>
+        </w:rPr>
         <w:t>paint.area</w:t>
       </w:r>
       <w:proofErr w:type="gramEnd"/>
       <w:r>
+        <w:rPr>
+          <w:b/>
+          <w:bCs/>
+          <w:sz w:val="24"/>
+          <w:szCs w:val="24"/>
+        </w:rPr>
         <w:t>_description</w:t>
       </w:r>
       <w:proofErr w:type="spellEnd"/>
       <w:r>
+        <w:rPr>
+          <w:b/>
+          <w:bCs/>
+          <w:sz w:val="24"/>
+          <w:szCs w:val="24"/>
+        </w:rPr>
         <w:t>}}</w:t>
       </w:r>
     </w:p>
@@ -1139,7 +1171,6 @@
           <w:u w:val="single"/>
         </w:rPr>
       </w:pPr>
-      <w:proofErr w:type="gramStart"/>
       <w:r>
         <w:rPr>
           <w:b/>
@@ -1170,20 +1201,21 @@
         </w:rPr>
         <w:t>:</w:t>
       </w:r>
-      <w:r>
-        <w:rPr>
-          <w:sz w:val="24"/>
-          <w:szCs w:val="24"/>
-        </w:rPr>
-        <w:t>{</w:t>
-      </w:r>
-      <w:proofErr w:type="gramEnd"/>
-      <w:r>
-        <w:rPr>
-          <w:sz w:val="24"/>
-          <w:szCs w:val="24"/>
-        </w:rPr>
-        <w:t xml:space="preserve">% for additional in </w:t>
+    </w:p>
+    <w:p>
+      <w:pPr>
+        <w:spacing w:after="0" w:line="240" w:lineRule="auto"/>
+        <w:rPr>
+          <w:sz w:val="24"/>
+          <w:szCs w:val="24"/>
+        </w:rPr>
+      </w:pPr>
+      <w:r>
+        <w:rPr>
+          <w:sz w:val="24"/>
+          <w:szCs w:val="24"/>
+        </w:rPr>
+        <w:t xml:space="preserve">{%for additional in </w:t>
       </w:r>
       <w:proofErr w:type="spellStart"/>
       <w:r>
@@ -1191,7 +1223,21 @@
           <w:sz w:val="24"/>
           <w:szCs w:val="24"/>
         </w:rPr>
-        <w:t>additional_costs</w:t>
+        <w:t>additional</w:t>
+      </w:r>
+      <w:r>
+        <w:rPr>
+          <w:sz w:val="24"/>
+          <w:szCs w:val="24"/>
+        </w:rPr>
+        <w:t>_</w:t>
+      </w:r>
+      <w:r>
+        <w:rPr>
+          <w:sz w:val="24"/>
+          <w:szCs w:val="24"/>
+        </w:rPr>
+        <w:t>costs</w:t>
       </w:r>
       <w:proofErr w:type="spellEnd"/>
       <w:r>
@@ -1199,26 +1245,25 @@
           <w:sz w:val="24"/>
           <w:szCs w:val="24"/>
         </w:rPr>
-        <w:t xml:space="preserve"> %}</w:t>
-      </w:r>
-    </w:p>
-    <w:p>
-      <w:pPr>
-        <w:spacing w:after="0" w:line="240" w:lineRule="auto"/>
-        <w:rPr>
-          <w:sz w:val="24"/>
-          <w:szCs w:val="24"/>
-        </w:rPr>
-      </w:pPr>
-      <w:proofErr w:type="gramStart"/>
-      <w:r>
-        <w:rPr>
-          <w:b/>
-          <w:bCs/>
-          <w:sz w:val="24"/>
-          <w:szCs w:val="24"/>
-        </w:rPr>
-        <w:t xml:space="preserve">{{ </w:t>
+        <w:t>%}</w:t>
+      </w:r>
+    </w:p>
+    <w:p>
+      <w:pPr>
+        <w:spacing w:after="0" w:line="240" w:lineRule="auto"/>
+        <w:rPr>
+          <w:sz w:val="24"/>
+          <w:szCs w:val="24"/>
+        </w:rPr>
+      </w:pPr>
+      <w:r>
+        <w:rPr>
+          <w:b/>
+          <w:bCs/>
+          <w:sz w:val="24"/>
+          <w:szCs w:val="24"/>
+        </w:rPr>
+        <w:t xml:space="preserve"> {{</w:t>
       </w:r>
       <w:proofErr w:type="spellStart"/>
       <w:r>
@@ -1228,27 +1273,7 @@
           <w:sz w:val="24"/>
           <w:szCs w:val="24"/>
         </w:rPr>
-        <w:t>additional</w:t>
-      </w:r>
-      <w:proofErr w:type="gramEnd"/>
-      <w:r>
-        <w:rPr>
-          <w:b/>
-          <w:bCs/>
-          <w:sz w:val="24"/>
-          <w:szCs w:val="24"/>
-        </w:rPr>
-        <w:t>.</w:t>
-      </w:r>
-      <w:proofErr w:type="gramStart"/>
-      <w:r>
-        <w:rPr>
-          <w:b/>
-          <w:bCs/>
-          <w:sz w:val="24"/>
-          <w:szCs w:val="24"/>
-        </w:rPr>
-        <w:t>description</w:t>
+        <w:t>additional.description</w:t>
       </w:r>
       <w:proofErr w:type="spellEnd"/>
       <w:r>
@@ -1258,17 +1283,7 @@
           <w:sz w:val="24"/>
           <w:szCs w:val="24"/>
         </w:rPr>
-        <w:t xml:space="preserve"> }</w:t>
-      </w:r>
-      <w:proofErr w:type="gramEnd"/>
-      <w:r>
-        <w:rPr>
-          <w:b/>
-          <w:bCs/>
-          <w:sz w:val="24"/>
-          <w:szCs w:val="24"/>
-        </w:rPr>
-        <w:t>}</w:t>
+        <w:t>}}</w:t>
       </w:r>
       <w:r>
         <w:rPr>
@@ -1277,13 +1292,21 @@
         </w:rPr>
         <w:t xml:space="preserve"> | </w:t>
       </w:r>
-      <w:proofErr w:type="gramStart"/>
-      <w:r>
-        <w:rPr>
-          <w:sz w:val="24"/>
-          <w:szCs w:val="24"/>
-        </w:rPr>
-        <w:t xml:space="preserve">{{ </w:t>
+      <w:r>
+        <w:rPr>
+          <w:b/>
+          <w:bCs/>
+          <w:sz w:val="24"/>
+          <w:szCs w:val="24"/>
+        </w:rPr>
+        <w:t>Duration:</w:t>
+      </w:r>
+      <w:r>
+        <w:rPr>
+          <w:sz w:val="24"/>
+          <w:szCs w:val="24"/>
+        </w:rPr>
+        <w:t xml:space="preserve"> {{</w:t>
       </w:r>
       <w:proofErr w:type="spellStart"/>
       <w:r>
@@ -1291,23 +1314,7 @@
           <w:sz w:val="24"/>
           <w:szCs w:val="24"/>
         </w:rPr>
-        <w:t>additional</w:t>
-      </w:r>
-      <w:proofErr w:type="gramEnd"/>
-      <w:r>
-        <w:rPr>
-          <w:sz w:val="24"/>
-          <w:szCs w:val="24"/>
-        </w:rPr>
-        <w:t>.detail_</w:t>
-      </w:r>
-      <w:proofErr w:type="gramStart"/>
-      <w:r>
-        <w:rPr>
-          <w:sz w:val="24"/>
-          <w:szCs w:val="24"/>
-        </w:rPr>
-        <w:t>line</w:t>
+        <w:t>additional.type</w:t>
       </w:r>
       <w:proofErr w:type="spellEnd"/>
       <w:r>
@@ -1315,112 +1322,85 @@
           <w:sz w:val="24"/>
           <w:szCs w:val="24"/>
         </w:rPr>
-        <w:t xml:space="preserve"> }</w:t>
-      </w:r>
-      <w:proofErr w:type="gramEnd"/>
-      <w:r>
-        <w:rPr>
-          <w:sz w:val="24"/>
-          <w:szCs w:val="24"/>
-        </w:rPr>
-        <w:t xml:space="preserve">} | </w:t>
-      </w:r>
-    </w:p>
-    <w:p>
-      <w:pPr>
-        <w:spacing w:after="0" w:line="240" w:lineRule="auto"/>
-        <w:jc w:val="right"/>
-        <w:rPr>
-          <w:b/>
-          <w:bCs/>
-          <w:sz w:val="24"/>
-          <w:szCs w:val="24"/>
-        </w:rPr>
-      </w:pPr>
-      <w:r>
-        <w:rPr>
-          <w:b/>
-          <w:bCs/>
-          <w:sz w:val="24"/>
-          <w:szCs w:val="24"/>
-        </w:rPr>
-        <w:t xml:space="preserve">Cost: </w:t>
-      </w:r>
-      <w:proofErr w:type="gramStart"/>
-      <w:r>
-        <w:rPr>
-          <w:b/>
-          <w:bCs/>
-          <w:sz w:val="24"/>
-          <w:szCs w:val="24"/>
-        </w:rPr>
-        <w:t xml:space="preserve">{{ </w:t>
+        <w:t>}}</w:t>
+      </w:r>
+      <w:r>
+        <w:rPr>
+          <w:sz w:val="24"/>
+          <w:szCs w:val="24"/>
+        </w:rPr>
+        <w:t xml:space="preserve"> </w:t>
+      </w:r>
+      <w:r>
+        <w:rPr>
+          <w:sz w:val="24"/>
+          <w:szCs w:val="24"/>
+        </w:rPr>
+        <w:t xml:space="preserve">| </w:t>
+      </w:r>
+      <w:r>
+        <w:rPr>
+          <w:b/>
+          <w:bCs/>
+          <w:sz w:val="24"/>
+          <w:szCs w:val="24"/>
+        </w:rPr>
+        <w:t>Distance</w:t>
+      </w:r>
+      <w:r>
+        <w:rPr>
+          <w:b/>
+          <w:bCs/>
+          <w:sz w:val="24"/>
+          <w:szCs w:val="24"/>
+        </w:rPr>
+        <w:t>:</w:t>
+      </w:r>
+      <w:r>
+        <w:rPr>
+          <w:sz w:val="24"/>
+          <w:szCs w:val="24"/>
+        </w:rPr>
+        <w:t xml:space="preserve"> {{</w:t>
       </w:r>
       <w:proofErr w:type="spellStart"/>
       <w:r>
         <w:rPr>
-          <w:b/>
-          <w:bCs/>
-          <w:sz w:val="24"/>
-          <w:szCs w:val="24"/>
-        </w:rPr>
-        <w:t>additional</w:t>
-      </w:r>
-      <w:proofErr w:type="gramEnd"/>
-      <w:r>
-        <w:rPr>
-          <w:b/>
-          <w:bCs/>
-          <w:sz w:val="24"/>
-          <w:szCs w:val="24"/>
-        </w:rPr>
-        <w:t>.</w:t>
-      </w:r>
-      <w:proofErr w:type="gramStart"/>
-      <w:r>
-        <w:rPr>
-          <w:b/>
-          <w:bCs/>
-          <w:sz w:val="24"/>
-          <w:szCs w:val="24"/>
-        </w:rPr>
-        <w:t>cost</w:t>
+          <w:sz w:val="24"/>
+          <w:szCs w:val="24"/>
+        </w:rPr>
+        <w:t>additional.amount</w:t>
       </w:r>
       <w:proofErr w:type="spellEnd"/>
       <w:r>
         <w:rPr>
-          <w:b/>
-          <w:bCs/>
-          <w:sz w:val="24"/>
-          <w:szCs w:val="24"/>
-        </w:rPr>
-        <w:t xml:space="preserve"> }</w:t>
-      </w:r>
-      <w:proofErr w:type="gramEnd"/>
-      <w:r>
-        <w:rPr>
-          <w:b/>
-          <w:bCs/>
-          <w:sz w:val="24"/>
-          <w:szCs w:val="24"/>
-        </w:rPr>
-        <w:t>}</w:t>
-      </w:r>
-    </w:p>
-    <w:p>
-      <w:pPr>
-        <w:spacing w:after="0" w:line="240" w:lineRule="auto"/>
-        <w:rPr>
-          <w:b/>
-          <w:bCs/>
-        </w:rPr>
-      </w:pPr>
-      <w:r>
-        <w:rPr>
-          <w:sz w:val="24"/>
-          <w:szCs w:val="24"/>
-        </w:rPr>
-        <w:t xml:space="preserve">{% </w:t>
+          <w:sz w:val="24"/>
+          <w:szCs w:val="24"/>
+        </w:rPr>
+        <w:t>}}</w:t>
+      </w:r>
+      <w:r>
+        <w:rPr>
+          <w:sz w:val="24"/>
+          <w:szCs w:val="24"/>
+        </w:rPr>
+        <w:t>km</w:t>
+      </w:r>
+    </w:p>
+    <w:p>
+      <w:pPr>
+        <w:spacing w:after="0" w:line="240" w:lineRule="auto"/>
+        <w:rPr>
+          <w:sz w:val="24"/>
+          <w:szCs w:val="24"/>
+        </w:rPr>
+      </w:pPr>
+      <w:r>
+        <w:rPr>
+          <w:sz w:val="24"/>
+          <w:szCs w:val="24"/>
+        </w:rPr>
+        <w:t>{%</w:t>
       </w:r>
       <w:proofErr w:type="spellStart"/>
       <w:r>
@@ -1436,8 +1416,17 @@
           <w:sz w:val="24"/>
           <w:szCs w:val="24"/>
         </w:rPr>
-        <w:t xml:space="preserve"> %}</w:t>
-      </w:r>
+        <w:t>%}</w:t>
+      </w:r>
+    </w:p>
+    <w:p>
+      <w:pPr>
+        <w:spacing w:after="0" w:line="240" w:lineRule="auto"/>
+        <w:rPr>
+          <w:b/>
+          <w:bCs/>
+        </w:rPr>
+      </w:pPr>
     </w:p>
     <w:p>
       <w:pPr>
@@ -1811,6 +1800,14 @@
       <w:pPr>
         <w:spacing w:after="0" w:line="240" w:lineRule="auto"/>
         <w:rPr>
+          <w:b/>
+          <w:bCs/>
+          <w:sz w:val="24"/>
+          <w:szCs w:val="24"/>
+        </w:rPr>
+      </w:pPr>
+      <w:r>
+        <w:rPr>
           <w:rFonts w:eastAsia="Times New Roman" w:cs="Times New Roman"/>
           <w:b/>
           <w:bCs/>
@@ -1820,31 +1817,8 @@
           <w:lang w:eastAsia="en-ZA"/>
           <w14:ligatures w14:val="none"/>
         </w:rPr>
-        <w:sectPr>
-          <w:headerReference w:type="even" r:id="rId7"/>
-          <w:headerReference w:type="default" r:id="rId8"/>
-          <w:footerReference w:type="even" r:id="rId9"/>
-          <w:footerReference w:type="default" r:id="rId10"/>
-          <w:headerReference w:type="first" r:id="rId11"/>
-          <w:footerReference w:type="first" r:id="rId12"/>
-          <w:pgSz w:w="11906" w:h="16838"/>
-          <w:pgMar w:top="1440" w:right="1440" w:bottom="1440" w:left="1440" w:header="708" w:footer="708" w:gutter="0"/>
-          <w:cols w:space="708"/>
-          <w:titlePg/>
-          <w:docGrid w:linePitch="360"/>
-        </w:sectPr>
-      </w:pPr>
-    </w:p>
-    <w:p>
-      <w:pPr>
-        <w:spacing w:after="0" w:line="240" w:lineRule="auto"/>
-        <w:rPr>
-          <w:b/>
-          <w:bCs/>
-          <w:sz w:val="24"/>
-          <w:szCs w:val="24"/>
-        </w:rPr>
-      </w:pPr>
+        <w:t xml:space="preserve">Pro Paint Teams </w:t>
+      </w:r>
       <w:r>
         <w:rPr>
           <w:rFonts w:eastAsia="Times New Roman" w:cs="Times New Roman"/>
@@ -1856,8 +1830,7 @@
           <w:lang w:eastAsia="en-ZA"/>
           <w14:ligatures w14:val="none"/>
         </w:rPr>
-        <w:lastRenderedPageBreak/>
-        <w:t xml:space="preserve">Pro Paint Teams </w:t>
+        <w:t xml:space="preserve">Specification for Interior and Exterior </w:t>
       </w:r>
       <w:r>
         <w:rPr>
@@ -1870,32 +1843,28 @@
           <w:lang w:eastAsia="en-ZA"/>
           <w14:ligatures w14:val="none"/>
         </w:rPr>
-        <w:t xml:space="preserve">Specification for Interior and Exterior </w:t>
-      </w:r>
-      <w:r>
-        <w:rPr>
-          <w:rFonts w:eastAsia="Times New Roman" w:cs="Times New Roman"/>
-          <w:b/>
-          <w:bCs/>
-          <w:kern w:val="36"/>
-          <w:sz w:val="36"/>
-          <w:szCs w:val="36"/>
+        <w:t>Projects</w:t>
+      </w:r>
+    </w:p>
+    <w:p>
+      <w:pPr>
+        <w:spacing w:after="0" w:line="240" w:lineRule="auto"/>
+        <w:rPr>
+          <w:rFonts w:eastAsia="Times New Roman" w:cs="Times New Roman"/>
+          <w:kern w:val="0"/>
           <w:lang w:eastAsia="en-ZA"/>
           <w14:ligatures w14:val="none"/>
         </w:rPr>
-        <w:t>Projects</w:t>
-      </w:r>
-    </w:p>
-    <w:p>
-      <w:pPr>
-        <w:spacing w:after="0" w:line="240" w:lineRule="auto"/>
+      </w:pPr>
+      <w:r>
         <w:rPr>
           <w:rFonts w:eastAsia="Times New Roman" w:cs="Times New Roman"/>
           <w:kern w:val="0"/>
           <w:lang w:eastAsia="en-ZA"/>
           <w14:ligatures w14:val="none"/>
         </w:rPr>
-      </w:pPr>
+        <w:t xml:space="preserve">This document outlines our comprehensive painting procedures, materials, warranties, and insurances for project purposes. It ensures high-quality results, environmental responsibility, </w:t>
+      </w:r>
       <w:r>
         <w:rPr>
           <w:rFonts w:eastAsia="Times New Roman" w:cs="Times New Roman"/>
@@ -1903,7 +1872,8 @@
           <w:lang w:eastAsia="en-ZA"/>
           <w14:ligatures w14:val="none"/>
         </w:rPr>
-        <w:t xml:space="preserve">This document outlines our comprehensive painting procedures, materials, warranties, and insurances for project purposes. It ensures high-quality results, environmental responsibility, and customer satisfaction. All work complies with </w:t>
+        <w:lastRenderedPageBreak/>
+        <w:t xml:space="preserve">and customer satisfaction. All work complies with </w:t>
       </w:r>
       <w:r>
         <w:rPr>
@@ -2082,6 +2052,20 @@
     </w:p>
     <w:p>
       <w:pPr>
+        <w:spacing w:after="0" w:line="240" w:lineRule="auto"/>
+        <w:outlineLvl w:val="1"/>
+        <w:rPr>
+          <w:rFonts w:eastAsia="Times New Roman" w:cs="Times New Roman"/>
+          <w:kern w:val="0"/>
+          <w:sz w:val="24"/>
+          <w:szCs w:val="24"/>
+          <w:lang w:eastAsia="en-ZA"/>
+          <w14:ligatures w14:val="none"/>
+        </w:rPr>
+      </w:pPr>
+    </w:p>
+    <w:p>
+      <w:pPr>
         <w:pStyle w:val="ListParagraph"/>
         <w:numPr>
           <w:ilvl w:val="0"/>
@@ -2192,6 +2176,20 @@
     </w:p>
     <w:p>
       <w:pPr>
+        <w:spacing w:after="0" w:line="240" w:lineRule="auto"/>
+        <w:outlineLvl w:val="1"/>
+        <w:rPr>
+          <w:rFonts w:eastAsia="Times New Roman" w:cs="Times New Roman"/>
+          <w:kern w:val="0"/>
+          <w:sz w:val="24"/>
+          <w:szCs w:val="24"/>
+          <w:lang w:eastAsia="en-ZA"/>
+          <w14:ligatures w14:val="none"/>
+        </w:rPr>
+      </w:pPr>
+    </w:p>
+    <w:p>
+      <w:pPr>
         <w:pStyle w:val="ListParagraph"/>
         <w:numPr>
           <w:ilvl w:val="0"/>
@@ -2311,6 +2309,20 @@
     </w:p>
     <w:p>
       <w:pPr>
+        <w:spacing w:after="0" w:line="240" w:lineRule="auto"/>
+        <w:outlineLvl w:val="1"/>
+        <w:rPr>
+          <w:rFonts w:eastAsia="Times New Roman" w:cs="Times New Roman"/>
+          <w:kern w:val="0"/>
+          <w:sz w:val="24"/>
+          <w:szCs w:val="24"/>
+          <w:lang w:eastAsia="en-ZA"/>
+          <w14:ligatures w14:val="none"/>
+        </w:rPr>
+      </w:pPr>
+    </w:p>
+    <w:p>
+      <w:pPr>
         <w:pStyle w:val="ListParagraph"/>
         <w:numPr>
           <w:ilvl w:val="0"/>
@@ -2436,6 +2448,20 @@
     </w:p>
     <w:p>
       <w:pPr>
+        <w:spacing w:after="0" w:line="240" w:lineRule="auto"/>
+        <w:outlineLvl w:val="1"/>
+        <w:rPr>
+          <w:rFonts w:eastAsia="Times New Roman" w:cs="Times New Roman"/>
+          <w:kern w:val="0"/>
+          <w:sz w:val="24"/>
+          <w:szCs w:val="24"/>
+          <w:lang w:eastAsia="en-ZA"/>
+          <w14:ligatures w14:val="none"/>
+        </w:rPr>
+      </w:pPr>
+    </w:p>
+    <w:p>
+      <w:pPr>
         <w:pStyle w:val="ListParagraph"/>
         <w:numPr>
           <w:ilvl w:val="0"/>
@@ -2538,6 +2564,20 @@
         </w:rPr>
         <w:t>: Protects against substandard work, ensuring remedies or compensation if quality standards are not met.</w:t>
       </w:r>
+    </w:p>
+    <w:p>
+      <w:pPr>
+        <w:spacing w:after="0" w:line="240" w:lineRule="auto"/>
+        <w:outlineLvl w:val="1"/>
+        <w:rPr>
+          <w:rFonts w:eastAsia="Times New Roman" w:cs="Times New Roman"/>
+          <w:kern w:val="0"/>
+          <w:sz w:val="24"/>
+          <w:szCs w:val="24"/>
+          <w:lang w:eastAsia="en-ZA"/>
+          <w14:ligatures w14:val="none"/>
+        </w:rPr>
+      </w:pPr>
     </w:p>
     <w:p>
       <w:pPr>
@@ -2729,21 +2769,55 @@
           <w:rFonts w:eastAsia="Georgia" w:cs="Georgia"/>
           <w:b/>
           <w:bCs/>
-          <w:spacing w:val="-2"/>
           <w:kern w:val="0"/>
           <w:sz w:val="34"/>
           <w:szCs w:val="34"/>
           <w:lang w:val="en-US"/>
           <w14:ligatures w14:val="none"/>
         </w:rPr>
-        <w:sectPr>
-          <w:pgSz w:w="11906" w:h="16838"/>
-          <w:pgMar w:top="1440" w:right="1440" w:bottom="1440" w:left="1440" w:header="708" w:footer="708" w:gutter="0"/>
-          <w:cols w:space="708"/>
-          <w:titlePg/>
-          <w:docGrid w:linePitch="360"/>
-        </w:sectPr>
-      </w:pPr>
+      </w:pPr>
+      <w:r>
+        <w:rPr>
+          <w:rFonts w:eastAsia="Georgia" w:cs="Georgia"/>
+          <w:b/>
+          <w:bCs/>
+          <w:spacing w:val="-2"/>
+          <w:kern w:val="0"/>
+          <w:sz w:val="34"/>
+          <w:szCs w:val="34"/>
+          <w:lang w:val="en-US"/>
+          <w14:ligatures w14:val="none"/>
+        </w:rPr>
+        <w:t>Payment</w:t>
+      </w:r>
+      <w:r>
+        <w:rPr>
+          <w:rFonts w:eastAsia="Georgia" w:cs="Georgia"/>
+          <w:b/>
+          <w:bCs/>
+          <w:spacing w:val="-1"/>
+          <w:kern w:val="0"/>
+          <w:sz w:val="34"/>
+          <w:szCs w:val="34"/>
+          <w:lang w:val="en-US"/>
+          <w14:ligatures w14:val="none"/>
+        </w:rPr>
+        <w:t xml:space="preserve"> </w:t>
+      </w:r>
+      <w:r>
+        <w:rPr>
+          <w:rFonts w:eastAsia="Georgia" w:cs="Georgia"/>
+          <w:b/>
+          <w:bCs/>
+          <w:spacing w:val="-4"/>
+          <w:kern w:val="0"/>
+          <w:sz w:val="34"/>
+          <w:szCs w:val="34"/>
+          <w:lang w:val="en-US"/>
+          <w14:ligatures w14:val="none"/>
+        </w:rPr>
+        <w:t>Terms</w:t>
+      </w:r>
     </w:p>
     <w:p>
       <w:pPr>
@@ -2751,19 +2825,106 @@
         <w:autoSpaceDE w:val="0"/>
         <w:autoSpaceDN w:val="0"/>
         <w:spacing w:after="0" w:line="240" w:lineRule="auto"/>
-        <w:outlineLvl w:val="0"/>
-        <w:rPr>
-          <w:rFonts w:eastAsia="Georgia" w:cs="Georgia"/>
-          <w:b/>
-          <w:bCs/>
+        <w:ind w:left="23" w:right="26"/>
+        <w:rPr>
+          <w:rFonts w:eastAsia="Times New Roman" w:cs="Times New Roman"/>
+          <w:b/>
+          <w:bCs/>
+          <w:w w:val="105"/>
+          <w:kern w:val="0"/>
+          <w:sz w:val="24"/>
+          <w:szCs w:val="24"/>
+          <w:lang w:val="en-US"/>
+          <w14:ligatures w14:val="none"/>
+        </w:rPr>
+      </w:pPr>
+      <w:r>
+        <w:rPr>
+          <w:rFonts w:eastAsia="Times New Roman" w:cs="Times New Roman"/>
+          <w:w w:val="105"/>
+          <w:kern w:val="0"/>
+          <w:sz w:val="24"/>
+          <w:szCs w:val="24"/>
+          <w:lang w:val="en-US"/>
+          <w14:ligatures w14:val="none"/>
+        </w:rPr>
+        <w:t>To confirm this fixed-price quote, a 50%</w:t>
+      </w:r>
+      <w:r>
+        <w:rPr>
+          <w:rFonts w:eastAsia="Times New Roman" w:cs="Times New Roman"/>
+          <w:w w:val="105"/>
+          <w:kern w:val="0"/>
+          <w:sz w:val="24"/>
+          <w:szCs w:val="24"/>
+          <w:lang w:val="en-US"/>
+          <w14:ligatures w14:val="none"/>
+        </w:rPr>
+        <w:t xml:space="preserve"> deposit ({{grandtotal50}}) </w:t>
+      </w:r>
+      <w:r>
+        <w:rPr>
+          <w:rFonts w:eastAsia="Times New Roman" w:cs="Times New Roman"/>
+          <w:w w:val="105"/>
+          <w:kern w:val="0"/>
+          <w:sz w:val="24"/>
+          <w:szCs w:val="24"/>
+          <w:lang w:val="en-US"/>
+          <w14:ligatures w14:val="none"/>
+        </w:rPr>
+        <w:t>is required.</w:t>
+      </w:r>
+      <w:r>
+        <w:rPr>
+          <w:rFonts w:eastAsia="Times New Roman" w:cs="Times New Roman"/>
+          <w:spacing w:val="40"/>
+          <w:w w:val="105"/>
+          <w:kern w:val="0"/>
+          <w:sz w:val="24"/>
+          <w:szCs w:val="24"/>
+          <w:lang w:val="en-US"/>
+          <w14:ligatures w14:val="none"/>
+        </w:rPr>
+        <w:t xml:space="preserve"> </w:t>
+      </w:r>
+      <w:r>
+        <w:rPr>
+          <w:rFonts w:eastAsia="Times New Roman" w:cs="Times New Roman"/>
+          <w:w w:val="105"/>
+          <w:kern w:val="0"/>
+          <w:sz w:val="24"/>
+          <w:szCs w:val="24"/>
+          <w:lang w:val="en-US"/>
+          <w14:ligatures w14:val="none"/>
+        </w:rPr>
+        <w:t xml:space="preserve">The balance is due upon </w:t>
+      </w:r>
+      <w:r>
+        <w:rPr>
+          <w:rFonts w:eastAsia="Times New Roman" w:cs="Times New Roman"/>
           <w:spacing w:val="-2"/>
-          <w:kern w:val="0"/>
-          <w:sz w:val="34"/>
-          <w:szCs w:val="34"/>
-          <w:lang w:val="en-US"/>
-          <w14:ligatures w14:val="none"/>
-        </w:rPr>
-      </w:pPr>
+          <w:w w:val="105"/>
+          <w:kern w:val="0"/>
+          <w:sz w:val="24"/>
+          <w:szCs w:val="24"/>
+          <w:lang w:val="en-US"/>
+          <w14:ligatures w14:val="none"/>
+        </w:rPr>
+        <w:t>completion.</w:t>
+      </w:r>
+      <w:r>
+        <w:rPr>
+          <w:rFonts w:eastAsia="Times New Roman" w:cs="Times New Roman"/>
+          <w:spacing w:val="-2"/>
+          <w:w w:val="105"/>
+          <w:kern w:val="0"/>
+          <w:sz w:val="24"/>
+          <w:szCs w:val="24"/>
+          <w:lang w:val="en-US"/>
+          <w14:ligatures w14:val="none"/>
+        </w:rPr>
+        <w:t xml:space="preserve"> </w:t>
+      </w:r>
     </w:p>
     <w:p>
       <w:pPr>
@@ -2771,60 +2932,17 @@
         <w:autoSpaceDE w:val="0"/>
         <w:autoSpaceDN w:val="0"/>
         <w:spacing w:after="0" w:line="240" w:lineRule="auto"/>
-        <w:outlineLvl w:val="0"/>
-        <w:rPr>
-          <w:rFonts w:eastAsia="Georgia" w:cs="Georgia"/>
-          <w:b/>
-          <w:bCs/>
-          <w:kern w:val="0"/>
-          <w:sz w:val="34"/>
-          <w:szCs w:val="34"/>
-          <w:lang w:val="en-US"/>
-          <w14:ligatures w14:val="none"/>
-        </w:rPr>
-      </w:pPr>
-      <w:r>
-        <w:rPr>
-          <w:rFonts w:eastAsia="Georgia" w:cs="Georgia"/>
-          <w:b/>
-          <w:bCs/>
-          <w:spacing w:val="-2"/>
-          <w:kern w:val="0"/>
-          <w:sz w:val="34"/>
-          <w:szCs w:val="34"/>
-          <w:lang w:val="en-US"/>
-          <w14:ligatures w14:val="none"/>
-        </w:rPr>
-        <w:t>Payment</w:t>
-      </w:r>
-      <w:r>
-        <w:rPr>
-          <w:rFonts w:eastAsia="Georgia" w:cs="Georgia"/>
-          <w:b/>
-          <w:bCs/>
-          <w:spacing w:val="-1"/>
-          <w:kern w:val="0"/>
-          <w:sz w:val="34"/>
-          <w:szCs w:val="34"/>
-          <w:lang w:val="en-US"/>
-          <w14:ligatures w14:val="none"/>
-        </w:rPr>
-        <w:t xml:space="preserve"> </w:t>
-      </w:r>
-      <w:r>
-        <w:rPr>
-          <w:rFonts w:eastAsia="Georgia" w:cs="Georgia"/>
-          <w:b/>
-          <w:bCs/>
-          <w:spacing w:val="-4"/>
-          <w:kern w:val="0"/>
-          <w:sz w:val="34"/>
-          <w:szCs w:val="34"/>
-          <w:lang w:val="en-US"/>
-          <w14:ligatures w14:val="none"/>
-        </w:rPr>
-        <w:t>Terms</w:t>
-      </w:r>
+        <w:ind w:right="161"/>
+        <w:jc w:val="both"/>
+        <w:rPr>
+          <w:rFonts w:eastAsia="Times New Roman" w:cs="Times New Roman"/>
+          <w:kern w:val="0"/>
+          <w:sz w:val="24"/>
+          <w:szCs w:val="24"/>
+          <w:lang w:val="en-US"/>
+          <w14:ligatures w14:val="none"/>
+        </w:rPr>
+      </w:pPr>
     </w:p>
     <w:p>
       <w:pPr>
@@ -2832,60 +2950,40 @@
         <w:autoSpaceDE w:val="0"/>
         <w:autoSpaceDN w:val="0"/>
         <w:spacing w:after="0" w:line="240" w:lineRule="auto"/>
-        <w:ind w:left="23" w:right="26"/>
-        <w:rPr>
-          <w:rFonts w:eastAsia="Times New Roman" w:cs="Times New Roman"/>
-          <w:b/>
-          <w:bCs/>
-          <w:w w:val="105"/>
-          <w:kern w:val="0"/>
-          <w:sz w:val="24"/>
-          <w:szCs w:val="24"/>
-          <w:lang w:val="en-US"/>
-          <w14:ligatures w14:val="none"/>
-        </w:rPr>
-      </w:pPr>
-      <w:r>
-        <w:rPr>
-          <w:rFonts w:eastAsia="Times New Roman" w:cs="Times New Roman"/>
-          <w:w w:val="105"/>
-          <w:kern w:val="0"/>
-          <w:sz w:val="24"/>
-          <w:szCs w:val="24"/>
-          <w:lang w:val="en-US"/>
-          <w14:ligatures w14:val="none"/>
-        </w:rPr>
-        <w:t>To confirm this fixed-price quote, a 50%</w:t>
-      </w:r>
-      <w:r>
-        <w:rPr>
-          <w:rFonts w:eastAsia="Times New Roman" w:cs="Times New Roman"/>
-          <w:w w:val="105"/>
-          <w:kern w:val="0"/>
-          <w:sz w:val="24"/>
-          <w:szCs w:val="24"/>
-          <w:lang w:val="en-US"/>
-          <w14:ligatures w14:val="none"/>
-        </w:rPr>
-        <w:t xml:space="preserve"> deposit ({{grandtotal50}}) </w:t>
-      </w:r>
-      <w:r>
-        <w:rPr>
-          <w:rFonts w:eastAsia="Times New Roman" w:cs="Times New Roman"/>
-          <w:w w:val="105"/>
-          <w:kern w:val="0"/>
-          <w:sz w:val="24"/>
-          <w:szCs w:val="24"/>
-          <w:lang w:val="en-US"/>
-          <w14:ligatures w14:val="none"/>
-        </w:rPr>
-        <w:t>is required.</w:t>
-      </w:r>
-      <w:r>
-        <w:rPr>
-          <w:rFonts w:eastAsia="Times New Roman" w:cs="Times New Roman"/>
-          <w:spacing w:val="40"/>
-          <w:w w:val="105"/>
+        <w:ind w:left="23"/>
+        <w:jc w:val="both"/>
+        <w:outlineLvl w:val="2"/>
+        <w:rPr>
+          <w:rFonts w:eastAsia="Georgia" w:cs="Georgia"/>
+          <w:b/>
+          <w:bCs/>
+          <w:spacing w:val="-2"/>
+          <w:kern w:val="0"/>
+          <w:sz w:val="24"/>
+          <w:szCs w:val="24"/>
+          <w:lang w:val="en-US"/>
+          <w14:ligatures w14:val="none"/>
+        </w:rPr>
+      </w:pPr>
+      <w:r>
+        <w:rPr>
+          <w:rFonts w:eastAsia="Georgia" w:cs="Georgia"/>
+          <w:b/>
+          <w:bCs/>
+          <w:spacing w:val="-2"/>
+          <w:kern w:val="0"/>
+          <w:sz w:val="24"/>
+          <w:szCs w:val="24"/>
+          <w:lang w:val="en-US"/>
+          <w14:ligatures w14:val="none"/>
+        </w:rPr>
+        <w:t>Bank</w:t>
+      </w:r>
+      <w:r>
+        <w:rPr>
+          <w:rFonts w:eastAsia="Georgia" w:cs="Georgia"/>
+          <w:b/>
+          <w:bCs/>
           <w:kern w:val="0"/>
           <w:sz w:val="24"/>
           <w:szCs w:val="24"/>
@@ -2896,41 +2994,17 @@
       </w:r>
       <w:r>
         <w:rPr>
-          <w:rFonts w:eastAsia="Times New Roman" w:cs="Times New Roman"/>
-          <w:w w:val="105"/>
-          <w:kern w:val="0"/>
-          <w:sz w:val="24"/>
-          <w:szCs w:val="24"/>
-          <w:lang w:val="en-US"/>
-          <w14:ligatures w14:val="none"/>
-        </w:rPr>
-        <w:t xml:space="preserve">The balance is due upon </w:t>
-      </w:r>
-      <w:r>
-        <w:rPr>
-          <w:rFonts w:eastAsia="Times New Roman" w:cs="Times New Roman"/>
+          <w:rFonts w:eastAsia="Georgia" w:cs="Georgia"/>
+          <w:b/>
+          <w:bCs/>
           <w:spacing w:val="-2"/>
-          <w:w w:val="105"/>
-          <w:kern w:val="0"/>
-          <w:sz w:val="24"/>
-          <w:szCs w:val="24"/>
-          <w:lang w:val="en-US"/>
-          <w14:ligatures w14:val="none"/>
-        </w:rPr>
-        <w:t>completion.</w:t>
-      </w:r>
-      <w:r>
-        <w:rPr>
-          <w:rFonts w:eastAsia="Times New Roman" w:cs="Times New Roman"/>
-          <w:spacing w:val="-2"/>
-          <w:w w:val="105"/>
-          <w:kern w:val="0"/>
-          <w:sz w:val="24"/>
-          <w:szCs w:val="24"/>
-          <w:lang w:val="en-US"/>
-          <w14:ligatures w14:val="none"/>
-        </w:rPr>
-        <w:t xml:space="preserve"> </w:t>
+          <w:kern w:val="0"/>
+          <w:sz w:val="24"/>
+          <w:szCs w:val="24"/>
+          <w:lang w:val="en-US"/>
+          <w14:ligatures w14:val="none"/>
+        </w:rPr>
+        <w:t>Details:</w:t>
       </w:r>
     </w:p>
     <w:p>
@@ -2939,17 +3013,54 @@
         <w:autoSpaceDE w:val="0"/>
         <w:autoSpaceDN w:val="0"/>
         <w:spacing w:after="0" w:line="240" w:lineRule="auto"/>
-        <w:ind w:right="161"/>
-        <w:jc w:val="both"/>
-        <w:rPr>
-          <w:rFonts w:eastAsia="Times New Roman" w:cs="Times New Roman"/>
-          <w:kern w:val="0"/>
-          <w:sz w:val="24"/>
-          <w:szCs w:val="24"/>
-          <w:lang w:val="en-US"/>
-          <w14:ligatures w14:val="none"/>
-        </w:rPr>
-      </w:pPr>
+        <w:ind w:left="23" w:right="26"/>
+        <w:rPr>
+          <w:rFonts w:eastAsia="Times New Roman" w:cs="Times New Roman"/>
+          <w:w w:val="105"/>
+          <w:kern w:val="0"/>
+          <w:sz w:val="24"/>
+          <w:szCs w:val="24"/>
+          <w:lang w:val="en-US"/>
+          <w14:ligatures w14:val="none"/>
+        </w:rPr>
+      </w:pPr>
+      <w:r>
+        <w:rPr>
+          <w:rFonts w:eastAsia="Times New Roman" w:cs="Times New Roman"/>
+          <w:w w:val="105"/>
+          <w:kern w:val="0"/>
+          <w:sz w:val="24"/>
+          <w:szCs w:val="24"/>
+          <w:lang w:val="en-US"/>
+          <w14:ligatures w14:val="none"/>
+        </w:rPr>
+        <w:t>Account Name:</w:t>
+      </w:r>
+      <w:r>
+        <w:rPr>
+          <w:rFonts w:eastAsia="Times New Roman" w:cs="Times New Roman"/>
+          <w:spacing w:val="28"/>
+          <w:w w:val="105"/>
+          <w:kern w:val="0"/>
+          <w:sz w:val="24"/>
+          <w:szCs w:val="24"/>
+          <w:lang w:val="en-US"/>
+          <w14:ligatures w14:val="none"/>
+        </w:rPr>
+        <w:t xml:space="preserve"> </w:t>
+      </w:r>
+      <w:r>
+        <w:rPr>
+          <w:rFonts w:eastAsia="Times New Roman" w:cs="Times New Roman"/>
+          <w:w w:val="105"/>
+          <w:kern w:val="0"/>
+          <w:sz w:val="24"/>
+          <w:szCs w:val="24"/>
+          <w:lang w:val="en-US"/>
+          <w14:ligatures w14:val="none"/>
+        </w:rPr>
+        <w:t>Pro Paint Teams</w:t>
+      </w:r>
     </w:p>
     <w:p>
       <w:pPr>
@@ -2957,124 +3068,6 @@
         <w:autoSpaceDE w:val="0"/>
         <w:autoSpaceDN w:val="0"/>
         <w:spacing w:after="0" w:line="240" w:lineRule="auto"/>
-        <w:ind w:left="23"/>
-        <w:jc w:val="both"/>
-        <w:outlineLvl w:val="2"/>
-        <w:rPr>
-          <w:rFonts w:eastAsia="Georgia" w:cs="Georgia"/>
-          <w:b/>
-          <w:bCs/>
-          <w:spacing w:val="-2"/>
-          <w:kern w:val="0"/>
-          <w:sz w:val="24"/>
-          <w:szCs w:val="24"/>
-          <w:lang w:val="en-US"/>
-          <w14:ligatures w14:val="none"/>
-        </w:rPr>
-      </w:pPr>
-      <w:r>
-        <w:rPr>
-          <w:rFonts w:eastAsia="Georgia" w:cs="Georgia"/>
-          <w:b/>
-          <w:bCs/>
-          <w:spacing w:val="-2"/>
-          <w:kern w:val="0"/>
-          <w:sz w:val="24"/>
-          <w:szCs w:val="24"/>
-          <w:lang w:val="en-US"/>
-          <w14:ligatures w14:val="none"/>
-        </w:rPr>
-        <w:t>Bank</w:t>
-      </w:r>
-      <w:r>
-        <w:rPr>
-          <w:rFonts w:eastAsia="Georgia" w:cs="Georgia"/>
-          <w:b/>
-          <w:bCs/>
-          <w:kern w:val="0"/>
-          <w:sz w:val="24"/>
-          <w:szCs w:val="24"/>
-          <w:lang w:val="en-US"/>
-          <w14:ligatures w14:val="none"/>
-        </w:rPr>
-        <w:t xml:space="preserve"> </w:t>
-      </w:r>
-      <w:r>
-        <w:rPr>
-          <w:rFonts w:eastAsia="Georgia" w:cs="Georgia"/>
-          <w:b/>
-          <w:bCs/>
-          <w:spacing w:val="-2"/>
-          <w:kern w:val="0"/>
-          <w:sz w:val="24"/>
-          <w:szCs w:val="24"/>
-          <w:lang w:val="en-US"/>
-          <w14:ligatures w14:val="none"/>
-        </w:rPr>
-        <w:t>Details:</w:t>
-      </w:r>
-    </w:p>
-    <w:p>
-      <w:pPr>
-        <w:widowControl w:val="0"/>
-        <w:autoSpaceDE w:val="0"/>
-        <w:autoSpaceDN w:val="0"/>
-        <w:spacing w:after="0" w:line="240" w:lineRule="auto"/>
-        <w:ind w:left="23" w:right="26"/>
-        <w:rPr>
-          <w:rFonts w:eastAsia="Times New Roman" w:cs="Times New Roman"/>
-          <w:w w:val="105"/>
-          <w:kern w:val="0"/>
-          <w:sz w:val="24"/>
-          <w:szCs w:val="24"/>
-          <w:lang w:val="en-US"/>
-          <w14:ligatures w14:val="none"/>
-        </w:rPr>
-      </w:pPr>
-      <w:r>
-        <w:rPr>
-          <w:rFonts w:eastAsia="Times New Roman" w:cs="Times New Roman"/>
-          <w:w w:val="105"/>
-          <w:kern w:val="0"/>
-          <w:sz w:val="24"/>
-          <w:szCs w:val="24"/>
-          <w:lang w:val="en-US"/>
-          <w14:ligatures w14:val="none"/>
-        </w:rPr>
-        <w:t>Account Name:</w:t>
-      </w:r>
-      <w:r>
-        <w:rPr>
-          <w:rFonts w:eastAsia="Times New Roman" w:cs="Times New Roman"/>
-          <w:spacing w:val="28"/>
-          <w:w w:val="105"/>
-          <w:kern w:val="0"/>
-          <w:sz w:val="24"/>
-          <w:szCs w:val="24"/>
-          <w:lang w:val="en-US"/>
-          <w14:ligatures w14:val="none"/>
-        </w:rPr>
-        <w:t xml:space="preserve"> </w:t>
-      </w:r>
-      <w:r>
-        <w:rPr>
-          <w:rFonts w:eastAsia="Times New Roman" w:cs="Times New Roman"/>
-          <w:w w:val="105"/>
-          <w:kern w:val="0"/>
-          <w:sz w:val="24"/>
-          <w:szCs w:val="24"/>
-          <w:lang w:val="en-US"/>
-          <w14:ligatures w14:val="none"/>
-        </w:rPr>
-        <w:t>Pro Paint Teams</w:t>
-      </w:r>
-    </w:p>
-    <w:p>
-      <w:pPr>
-        <w:widowControl w:val="0"/>
-        <w:autoSpaceDE w:val="0"/>
-        <w:autoSpaceDN w:val="0"/>
-        <w:spacing w:after="0" w:line="240" w:lineRule="auto"/>
         <w:ind w:left="23" w:right="26"/>
         <w:rPr>
           <w:rFonts w:eastAsia="Times New Roman" w:cs="Times New Roman"/>
@@ -3096,6 +3089,7 @@
           <w:lang w:val="en-US"/>
           <w14:ligatures w14:val="none"/>
         </w:rPr>
+        <w:lastRenderedPageBreak/>
         <w:t>B</w:t>
       </w:r>
       <w:r>
@@ -3793,6 +3787,8 @@
       </w:r>
     </w:p>
     <w:sectPr>
+      <w:headerReference w:type="default" r:id="rId7"/>
+      <w:headerReference w:type="first" r:id="rId8"/>
       <w:pgSz w:w="11906" w:h="16838"/>
       <w:pgMar w:top="1440" w:right="1440" w:bottom="1440" w:left="1440" w:header="708" w:footer="708" w:gutter="0"/>
       <w:cols w:space="708"/>
@@ -3828,36 +3824,6 @@
 </w:endnotes>
 </file>
 
-<file path=word/footer1.xml><?xml version="1.0" encoding="utf-8"?>
-<w:ftr xmlns:wpc="http://schemas.microsoft.com/office/word/2010/wordprocessingCanvas" xmlns:cx="http://schemas.microsoft.com/office/drawing/2014/chartex" xmlns:cx1="http://schemas.microsoft.com/office/drawing/2015/9/8/chartex" xmlns:cx2="http://schemas.microsoft.com/office/drawing/2015/10/21/chartex" xmlns:cx3="http://schemas.microsoft.com/office/drawing/2016/5/9/chartex" xmlns:cx4="http://schemas.microsoft.com/office/drawing/2016/5/10/chartex" xmlns:cx5="http://schemas.microsoft.com/office/drawing/2016/5/11/chartex" xmlns:cx6="http://schemas.microsoft.com/office/drawing/2016/5/12/chartex" xmlns:cx7="http://schemas.microsoft.com/office/drawing/2016/5/13/chartex" xmlns:cx8="http://schemas.microsoft.com/office/drawing/2016/5/14/chartex" xmlns:mc="http://schemas.openxmlformats.org/markup-compatibility/2006" xmlns:aink="http://schemas.microsoft.com/office/drawing/2016/ink" xmlns:am3d="http://schemas.microsoft.com/office/drawing/2017/model3d" xmlns:o="urn:schemas-microsoft-com:office:office" xmlns:oel="http://schemas.microsoft.com/office/2019/extlst" xmlns:r="http://schemas.openxmlformats.org/officeDocument/2006/relationships" xmlns:m="http://schemas.openxmlformats.org/officeDocument/2006/math" xmlns:v="urn:schemas-microsoft-com:vml" xmlns:wp14="http://schemas.microsoft.com/office/word/2010/wordprocessingDrawing" xmlns:wp="http://schemas.openxmlformats.org/drawingml/2006/wordprocessingDrawing" xmlns:w10="urn:schemas-microsoft-com:office:word" xmlns:w="http://schemas.openxmlformats.org/wordprocessingml/2006/main" xmlns:w14="http://schemas.microsoft.com/office/word/2010/wordml" xmlns:w15="http://schemas.microsoft.com/office/word/2012/wordml" xmlns:w16cex="http://schemas.microsoft.com/office/word/2018/wordml/cex" xmlns:w16cid="http://schemas.microsoft.com/office/word/2016/wordml/cid" xmlns:w16="http://schemas.microsoft.com/office/word/2018/wordml" xmlns:w16du="http://schemas.microsoft.com/office/word/2023/wordml/word16du" xmlns:w16sdtdh="http://schemas.microsoft.com/office/word/2020/wordml/sdtdatahash" xmlns:w16sdtfl="http://schemas.microsoft.com/office/word/2024/wordml/sdtformatlock" xmlns:w16se="http://schemas.microsoft.com/office/word/2015/wordml/symex" xmlns:wpg="http://schemas.microsoft.com/office/word/2010/wordprocessingGroup" xmlns:wpi="http://schemas.microsoft.com/office/word/2010/wordprocessingInk" xmlns:wne="http://schemas.microsoft.com/office/word/2006/wordml" xmlns:wps="http://schemas.microsoft.com/office/word/2010/wordprocessingShape" mc:Ignorable="w14 w15 w16se w16cid w16 w16cex w16sdtdh w16sdtfl w16du wp14">
-  <w:p>
-    <w:pPr>
-      <w:pStyle w:val="Footer"/>
-    </w:pPr>
-  </w:p>
-</w:ftr>
-</file>
-
-<file path=word/footer2.xml><?xml version="1.0" encoding="utf-8"?>
-<w:ftr xmlns:wpc="http://schemas.microsoft.com/office/word/2010/wordprocessingCanvas" xmlns:cx="http://schemas.microsoft.com/office/drawing/2014/chartex" xmlns:cx1="http://schemas.microsoft.com/office/drawing/2015/9/8/chartex" xmlns:cx2="http://schemas.microsoft.com/office/drawing/2015/10/21/chartex" xmlns:cx3="http://schemas.microsoft.com/office/drawing/2016/5/9/chartex" xmlns:cx4="http://schemas.microsoft.com/office/drawing/2016/5/10/chartex" xmlns:cx5="http://schemas.microsoft.com/office/drawing/2016/5/11/chartex" xmlns:cx6="http://schemas.microsoft.com/office/drawing/2016/5/12/chartex" xmlns:cx7="http://schemas.microsoft.com/office/drawing/2016/5/13/chartex" xmlns:cx8="http://schemas.microsoft.com/office/drawing/2016/5/14/chartex" xmlns:mc="http://schemas.openxmlformats.org/markup-compatibility/2006" xmlns:aink="http://schemas.microsoft.com/office/drawing/2016/ink" xmlns:am3d="http://schemas.microsoft.com/office/drawing/2017/model3d" xmlns:o="urn:schemas-microsoft-com:office:office" xmlns:oel="http://schemas.microsoft.com/office/2019/extlst" xmlns:r="http://schemas.openxmlformats.org/officeDocument/2006/relationships" xmlns:m="http://schemas.openxmlformats.org/officeDocument/2006/math" xmlns:v="urn:schemas-microsoft-com:vml" xmlns:wp14="http://schemas.microsoft.com/office/word/2010/wordprocessingDrawing" xmlns:wp="http://schemas.openxmlformats.org/drawingml/2006/wordprocessingDrawing" xmlns:w10="urn:schemas-microsoft-com:office:word" xmlns:w="http://schemas.openxmlformats.org/wordprocessingml/2006/main" xmlns:w14="http://schemas.microsoft.com/office/word/2010/wordml" xmlns:w15="http://schemas.microsoft.com/office/word/2012/wordml" xmlns:w16cex="http://schemas.microsoft.com/office/word/2018/wordml/cex" xmlns:w16cid="http://schemas.microsoft.com/office/word/2016/wordml/cid" xmlns:w16="http://schemas.microsoft.com/office/word/2018/wordml" xmlns:w16du="http://schemas.microsoft.com/office/word/2023/wordml/word16du" xmlns:w16sdtdh="http://schemas.microsoft.com/office/word/2020/wordml/sdtdatahash" xmlns:w16sdtfl="http://schemas.microsoft.com/office/word/2024/wordml/sdtformatlock" xmlns:w16se="http://schemas.microsoft.com/office/word/2015/wordml/symex" xmlns:wpg="http://schemas.microsoft.com/office/word/2010/wordprocessingGroup" xmlns:wpi="http://schemas.microsoft.com/office/word/2010/wordprocessingInk" xmlns:wne="http://schemas.microsoft.com/office/word/2006/wordml" xmlns:wps="http://schemas.microsoft.com/office/word/2010/wordprocessingShape" mc:Ignorable="w14 w15 w16se w16cid w16 w16cex w16sdtdh w16sdtfl w16du wp14">
-  <w:p>
-    <w:pPr>
-      <w:pStyle w:val="Footer"/>
-    </w:pPr>
-  </w:p>
-</w:ftr>
-</file>
-
-<file path=word/footer3.xml><?xml version="1.0" encoding="utf-8"?>
-<w:ftr xmlns:wpc="http://schemas.microsoft.com/office/word/2010/wordprocessingCanvas" xmlns:cx="http://schemas.microsoft.com/office/drawing/2014/chartex" xmlns:cx1="http://schemas.microsoft.com/office/drawing/2015/9/8/chartex" xmlns:cx2="http://schemas.microsoft.com/office/drawing/2015/10/21/chartex" xmlns:cx3="http://schemas.microsoft.com/office/drawing/2016/5/9/chartex" xmlns:cx4="http://schemas.microsoft.com/office/drawing/2016/5/10/chartex" xmlns:cx5="http://schemas.microsoft.com/office/drawing/2016/5/11/chartex" xmlns:cx6="http://schemas.microsoft.com/office/drawing/2016/5/12/chartex" xmlns:cx7="http://schemas.microsoft.com/office/drawing/2016/5/13/chartex" xmlns:cx8="http://schemas.microsoft.com/office/drawing/2016/5/14/chartex" xmlns:mc="http://schemas.openxmlformats.org/markup-compatibility/2006" xmlns:aink="http://schemas.microsoft.com/office/drawing/2016/ink" xmlns:am3d="http://schemas.microsoft.com/office/drawing/2017/model3d" xmlns:o="urn:schemas-microsoft-com:office:office" xmlns:oel="http://schemas.microsoft.com/office/2019/extlst" xmlns:r="http://schemas.openxmlformats.org/officeDocument/2006/relationships" xmlns:m="http://schemas.openxmlformats.org/officeDocument/2006/math" xmlns:v="urn:schemas-microsoft-com:vml" xmlns:wp14="http://schemas.microsoft.com/office/word/2010/wordprocessingDrawing" xmlns:wp="http://schemas.openxmlformats.org/drawingml/2006/wordprocessingDrawing" xmlns:w10="urn:schemas-microsoft-com:office:word" xmlns:w="http://schemas.openxmlformats.org/wordprocessingml/2006/main" xmlns:w14="http://schemas.microsoft.com/office/word/2010/wordml" xmlns:w15="http://schemas.microsoft.com/office/word/2012/wordml" xmlns:w16cex="http://schemas.microsoft.com/office/word/2018/wordml/cex" xmlns:w16cid="http://schemas.microsoft.com/office/word/2016/wordml/cid" xmlns:w16="http://schemas.microsoft.com/office/word/2018/wordml" xmlns:w16du="http://schemas.microsoft.com/office/word/2023/wordml/word16du" xmlns:w16sdtdh="http://schemas.microsoft.com/office/word/2020/wordml/sdtdatahash" xmlns:w16sdtfl="http://schemas.microsoft.com/office/word/2024/wordml/sdtformatlock" xmlns:w16se="http://schemas.microsoft.com/office/word/2015/wordml/symex" xmlns:wpg="http://schemas.microsoft.com/office/word/2010/wordprocessingGroup" xmlns:wpi="http://schemas.microsoft.com/office/word/2010/wordprocessingInk" xmlns:wne="http://schemas.microsoft.com/office/word/2006/wordml" xmlns:wps="http://schemas.microsoft.com/office/word/2010/wordprocessingShape" mc:Ignorable="w14 w15 w16se w16cid w16 w16cex w16sdtdh w16sdtfl w16du wp14">
-  <w:p>
-    <w:pPr>
-      <w:pStyle w:val="Footer"/>
-    </w:pPr>
-  </w:p>
-</w:ftr>
-</file>
-
 <file path=word/footnotes.xml><?xml version="1.0" encoding="utf-8"?>
 <w:footnotes xmlns:wpc="http://schemas.microsoft.com/office/word/2010/wordprocessingCanvas" xmlns:cx="http://schemas.microsoft.com/office/drawing/2014/chartex" xmlns:cx1="http://schemas.microsoft.com/office/drawing/2015/9/8/chartex" xmlns:cx2="http://schemas.microsoft.com/office/drawing/2015/10/21/chartex" xmlns:cx3="http://schemas.microsoft.com/office/drawing/2016/5/9/chartex" xmlns:cx4="http://schemas.microsoft.com/office/drawing/2016/5/10/chartex" xmlns:cx5="http://schemas.microsoft.com/office/drawing/2016/5/11/chartex" xmlns:cx6="http://schemas.microsoft.com/office/drawing/2016/5/12/chartex" xmlns:cx7="http://schemas.microsoft.com/office/drawing/2016/5/13/chartex" xmlns:cx8="http://schemas.microsoft.com/office/drawing/2016/5/14/chartex" xmlns:mc="http://schemas.openxmlformats.org/markup-compatibility/2006" xmlns:aink="http://schemas.microsoft.com/office/drawing/2016/ink" xmlns:am3d="http://schemas.microsoft.com/office/drawing/2017/model3d" xmlns:o="urn:schemas-microsoft-com:office:office" xmlns:oel="http://schemas.microsoft.com/office/2019/extlst" xmlns:r="http://schemas.openxmlformats.org/officeDocument/2006/relationships" xmlns:m="http://schemas.openxmlformats.org/officeDocument/2006/math" xmlns:v="urn:schemas-microsoft-com:vml" xmlns:wp14="http://schemas.microsoft.com/office/word/2010/wordprocessingDrawing" xmlns:wp="http://schemas.openxmlformats.org/drawingml/2006/wordprocessingDrawing" xmlns:w10="urn:schemas-microsoft-com:office:word" xmlns:w="http://schemas.openxmlformats.org/wordprocessingml/2006/main" xmlns:w14="http://schemas.microsoft.com/office/word/2010/wordml" xmlns:w15="http://schemas.microsoft.com/office/word/2012/wordml" xmlns:w16cex="http://schemas.microsoft.com/office/word/2018/wordml/cex" xmlns:w16cid="http://schemas.microsoft.com/office/word/2016/wordml/cid" xmlns:w16="http://schemas.microsoft.com/office/word/2018/wordml" xmlns:w16du="http://schemas.microsoft.com/office/word/2023/wordml/word16du" xmlns:w16sdtdh="http://schemas.microsoft.com/office/word/2020/wordml/sdtdatahash" xmlns:w16sdtfl="http://schemas.microsoft.com/office/word/2024/wordml/sdtformatlock" xmlns:w16se="http://schemas.microsoft.com/office/word/2015/wordml/symex" xmlns:wpg="http://schemas.microsoft.com/office/word/2010/wordprocessingGroup" xmlns:wpi="http://schemas.microsoft.com/office/word/2010/wordprocessingInk" xmlns:wne="http://schemas.microsoft.com/office/word/2006/wordml" xmlns:wps="http://schemas.microsoft.com/office/word/2010/wordprocessingShape" mc:Ignorable="w14 w15 w16se w16cid w16 w16cex w16sdtdh w16sdtfl w16du wp14">
   <w:footnote w:type="separator" w:id="-1">
@@ -3890,11 +3856,6 @@
       <w:pStyle w:val="Header"/>
     </w:pPr>
   </w:p>
-</w:hdr>
-</file>
-
-<file path=word/header2.xml><?xml version="1.0" encoding="utf-8"?>
-<w:hdr xmlns:wpc="http://schemas.microsoft.com/office/word/2010/wordprocessingCanvas" xmlns:cx="http://schemas.microsoft.com/office/drawing/2014/chartex" xmlns:cx1="http://schemas.microsoft.com/office/drawing/2015/9/8/chartex" xmlns:cx2="http://schemas.microsoft.com/office/drawing/2015/10/21/chartex" xmlns:cx3="http://schemas.microsoft.com/office/drawing/2016/5/9/chartex" xmlns:cx4="http://schemas.microsoft.com/office/drawing/2016/5/10/chartex" xmlns:cx5="http://schemas.microsoft.com/office/drawing/2016/5/11/chartex" xmlns:cx6="http://schemas.microsoft.com/office/drawing/2016/5/12/chartex" xmlns:cx7="http://schemas.microsoft.com/office/drawing/2016/5/13/chartex" xmlns:cx8="http://schemas.microsoft.com/office/drawing/2016/5/14/chartex" xmlns:mc="http://schemas.openxmlformats.org/markup-compatibility/2006" xmlns:aink="http://schemas.microsoft.com/office/drawing/2016/ink" xmlns:am3d="http://schemas.microsoft.com/office/drawing/2017/model3d" xmlns:o="urn:schemas-microsoft-com:office:office" xmlns:oel="http://schemas.microsoft.com/office/2019/extlst" xmlns:r="http://schemas.openxmlformats.org/officeDocument/2006/relationships" xmlns:m="http://schemas.openxmlformats.org/officeDocument/2006/math" xmlns:v="urn:schemas-microsoft-com:vml" xmlns:wp14="http://schemas.microsoft.com/office/word/2010/wordprocessingDrawing" xmlns:wp="http://schemas.openxmlformats.org/drawingml/2006/wordprocessingDrawing" xmlns:w10="urn:schemas-microsoft-com:office:word" xmlns:w="http://schemas.openxmlformats.org/wordprocessingml/2006/main" xmlns:w14="http://schemas.microsoft.com/office/word/2010/wordml" xmlns:w15="http://schemas.microsoft.com/office/word/2012/wordml" xmlns:w16cex="http://schemas.microsoft.com/office/word/2018/wordml/cex" xmlns:w16cid="http://schemas.microsoft.com/office/word/2016/wordml/cid" xmlns:w16="http://schemas.microsoft.com/office/word/2018/wordml" xmlns:w16du="http://schemas.microsoft.com/office/word/2023/wordml/word16du" xmlns:w16sdtdh="http://schemas.microsoft.com/office/word/2020/wordml/sdtdatahash" xmlns:w16sdtfl="http://schemas.microsoft.com/office/word/2024/wordml/sdtformatlock" xmlns:w16se="http://schemas.microsoft.com/office/word/2015/wordml/symex" xmlns:wpg="http://schemas.microsoft.com/office/word/2010/wordprocessingGroup" xmlns:wpi="http://schemas.microsoft.com/office/word/2010/wordprocessingInk" xmlns:wne="http://schemas.microsoft.com/office/word/2006/wordml" xmlns:wps="http://schemas.microsoft.com/office/word/2010/wordprocessingShape" mc:Ignorable="w14 w15 w16se w16cid w16 w16cex w16sdtdh w16sdtfl w16du wp14">
   <w:p>
     <w:pPr>
       <w:pStyle w:val="Header"/>
@@ -3903,7 +3864,7 @@
 </w:hdr>
 </file>
 
-<file path=word/header3.xml><?xml version="1.0" encoding="utf-8"?>
+<file path=word/header2.xml><?xml version="1.0" encoding="utf-8"?>
 <w:hdr xmlns:wpc="http://schemas.microsoft.com/office/word/2010/wordprocessingCanvas" xmlns:cx="http://schemas.microsoft.com/office/drawing/2014/chartex" xmlns:cx1="http://schemas.microsoft.com/office/drawing/2015/9/8/chartex" xmlns:cx2="http://schemas.microsoft.com/office/drawing/2015/10/21/chartex" xmlns:cx3="http://schemas.microsoft.com/office/drawing/2016/5/9/chartex" xmlns:cx4="http://schemas.microsoft.com/office/drawing/2016/5/10/chartex" xmlns:cx5="http://schemas.microsoft.com/office/drawing/2016/5/11/chartex" xmlns:cx6="http://schemas.microsoft.com/office/drawing/2016/5/12/chartex" xmlns:cx7="http://schemas.microsoft.com/office/drawing/2016/5/13/chartex" xmlns:cx8="http://schemas.microsoft.com/office/drawing/2016/5/14/chartex" xmlns:mc="http://schemas.openxmlformats.org/markup-compatibility/2006" xmlns:aink="http://schemas.microsoft.com/office/drawing/2016/ink" xmlns:am3d="http://schemas.microsoft.com/office/drawing/2017/model3d" xmlns:o="urn:schemas-microsoft-com:office:office" xmlns:oel="http://schemas.microsoft.com/office/2019/extlst" xmlns:r="http://schemas.openxmlformats.org/officeDocument/2006/relationships" xmlns:m="http://schemas.openxmlformats.org/officeDocument/2006/math" xmlns:v="urn:schemas-microsoft-com:vml" xmlns:wp14="http://schemas.microsoft.com/office/word/2010/wordprocessingDrawing" xmlns:wp="http://schemas.openxmlformats.org/drawingml/2006/wordprocessingDrawing" xmlns:w10="urn:schemas-microsoft-com:office:word" xmlns:w="http://schemas.openxmlformats.org/wordprocessingml/2006/main" xmlns:w14="http://schemas.microsoft.com/office/word/2010/wordml" xmlns:w15="http://schemas.microsoft.com/office/word/2012/wordml" xmlns:w16cex="http://schemas.microsoft.com/office/word/2018/wordml/cex" xmlns:w16cid="http://schemas.microsoft.com/office/word/2016/wordml/cid" xmlns:w16="http://schemas.microsoft.com/office/word/2018/wordml" xmlns:w16du="http://schemas.microsoft.com/office/word/2023/wordml/word16du" xmlns:w16sdtdh="http://schemas.microsoft.com/office/word/2020/wordml/sdtdatahash" xmlns:w16sdtfl="http://schemas.microsoft.com/office/word/2024/wordml/sdtformatlock" xmlns:w16se="http://schemas.microsoft.com/office/word/2015/wordml/symex" xmlns:wpg="http://schemas.microsoft.com/office/word/2010/wordprocessingGroup" xmlns:wpi="http://schemas.microsoft.com/office/word/2010/wordprocessingInk" xmlns:wne="http://schemas.microsoft.com/office/word/2006/wordml" xmlns:wps="http://schemas.microsoft.com/office/word/2010/wordprocessingShape" mc:Ignorable="w14 w15 w16se w16cid w16 w16cex w16sdtdh w16sdtfl w16du wp14">
   <w:p>
     <w:pPr>
@@ -3940,7 +3901,7 @@
               <wp:lineTo x="0" y="0"/>
             </wp:wrapPolygon>
           </wp:wrapTight>
-          <wp:docPr id="1239110216" name="Picture 2"/>
+          <wp:docPr id="1667568337" name="Picture 2"/>
           <wp:cNvGraphicFramePr>
             <a:graphicFrameLocks xmlns:a="http://schemas.openxmlformats.org/drawingml/2006/main" noChangeAspect="1"/>
           </wp:cNvGraphicFramePr>
